--- a/src/test/resources/Masters Scripts/Final Masters/1.0.0/11/11.Creation of Material Category in Masters.docx
+++ b/src/test/resources/Masters Scripts/Final Masters/1.0.0/11/11.Creation of Material Category in Masters.docx
@@ -2279,8 +2279,8 @@
           <w:szCs w:val="24"/>
         </w:rPr>
       </w:pPr>
-      <w:bookmarkStart w:id="0" w:name="_Toc207362445"/>
-      <w:bookmarkStart w:id="1" w:name="_Toc498958275"/>
+      <w:bookmarkStart w:id="0" w:name="_Toc498958275"/>
+      <w:bookmarkStart w:id="1" w:name="_Toc207362445"/>
       <w:r>
         <w:rPr>
           <w:rFonts w:ascii="Times New Roman" w:hAnsi="Times New Roman"/>
@@ -2357,8 +2357,8 @@
           <w:szCs w:val="24"/>
         </w:rPr>
       </w:pPr>
-      <w:bookmarkStart w:id="2" w:name="_Toc207362446"/>
-      <w:bookmarkStart w:id="3" w:name="_Toc498958276"/>
+      <w:bookmarkStart w:id="2" w:name="_Toc498958276"/>
+      <w:bookmarkStart w:id="3" w:name="_Toc207362446"/>
       <w:r>
         <w:rPr>
           <w:rFonts w:ascii="Times New Roman" w:hAnsi="Times New Roman"/>
@@ -6865,22 +6865,48 @@
               <w:jc w:val="both"/>
               <w:rPr>
                 <w:rFonts w:ascii="Times New Roman" w:hAnsi="Times New Roman"/>
+              </w:rPr>
+            </w:pPr>
+            <w:r>
+              <w:rPr>
+                <w:rFonts w:ascii="Times New Roman" w:hAnsi="Times New Roman"/>
                 <w:lang w:val="en-IN"/>
               </w:rPr>
-            </w:pPr>
-            <w:r>
+              <w:t xml:space="preserve">Login with oqmr and </w:t>
+            </w:r>
+            <w:r>
+              <w:rPr>
+                <w:rFonts w:ascii="Times New Roman" w:hAnsi="Times New Roman"/>
+              </w:rPr>
+              <w:t>Click on  Review button</w:t>
+            </w:r>
+          </w:p>
+          <w:p>
+            <w:pPr>
+              <w:spacing w:before="120" w:after="120"/>
+              <w:jc w:val="both"/>
+              <w:rPr>
+                <w:rFonts w:ascii="Times New Roman" w:hAnsi="Times New Roman"/>
+              </w:rPr>
+            </w:pPr>
+            <w:r>
+              <w:rPr>
+                <w:rFonts w:ascii="Times New Roman" w:hAnsi="Times New Roman"/>
+              </w:rPr>
+              <w:t xml:space="preserve">Select Material Master Menu and Click on Material Category sub menu </w:t>
+            </w:r>
+          </w:p>
+          <w:p>
+            <w:pPr>
+              <w:spacing w:before="120" w:after="120"/>
+              <w:jc w:val="both"/>
               <w:rPr>
                 <w:rFonts w:ascii="Times New Roman" w:hAnsi="Times New Roman"/>
                 <w:lang w:val="en-IN"/>
               </w:rPr>
-              <w:t xml:space="preserve">Login with oqmr and </w:t>
-            </w:r>
-            <w:r>
-              <w:rPr>
-                <w:rFonts w:ascii="Times New Roman" w:hAnsi="Times New Roman"/>
-              </w:rPr>
-              <w:t>Click on  Review button</w:t>
-            </w:r>
+            </w:pPr>
+            <w:bookmarkStart w:id="15" w:name="_GoBack"/>
+            <w:bookmarkEnd w:id="15"/>
           </w:p>
           <w:p>
             <w:pPr>
@@ -8130,8 +8156,33 @@
                 <w:rFonts w:ascii="Times New Roman" w:hAnsi="Times New Roman"/>
                 <w:lang w:val="en-IN"/>
               </w:rPr>
-              <w:t xml:space="preserve">Login with oqmr and </w:t>
-            </w:r>
+              <w:t>Login with oqmr</w:t>
+            </w:r>
+          </w:p>
+          <w:p>
+            <w:pPr>
+              <w:spacing w:before="120" w:after="120"/>
+              <w:jc w:val="both"/>
+              <w:rPr>
+                <w:rFonts w:ascii="Times New Roman" w:hAnsi="Times New Roman"/>
+              </w:rPr>
+            </w:pPr>
+            <w:r>
+              <w:rPr>
+                <w:rFonts w:ascii="Times New Roman" w:hAnsi="Times New Roman"/>
+              </w:rPr>
+              <w:t xml:space="preserve">Select Material Master Menu and Click on Material Category sub menu </w:t>
+            </w:r>
+          </w:p>
+          <w:p>
+            <w:pPr>
+              <w:spacing w:before="120" w:after="120"/>
+              <w:jc w:val="both"/>
+              <w:rPr>
+                <w:rFonts w:ascii="Times New Roman" w:hAnsi="Times New Roman"/>
+                <w:lang w:val="en-IN"/>
+              </w:rPr>
+            </w:pPr>
             <w:r>
               <w:rPr>
                 <w:rFonts w:ascii="Times New Roman" w:hAnsi="Times New Roman"/>
@@ -8413,8 +8464,33 @@
                 <w:rFonts w:ascii="Times New Roman" w:hAnsi="Times New Roman"/>
                 <w:lang w:val="en-IN"/>
               </w:rPr>
-              <w:t xml:space="preserve">Login with oqmr and </w:t>
-            </w:r>
+              <w:t>Login with oqmr</w:t>
+            </w:r>
+          </w:p>
+          <w:p>
+            <w:pPr>
+              <w:spacing w:before="120" w:after="120"/>
+              <w:jc w:val="both"/>
+              <w:rPr>
+                <w:rFonts w:ascii="Times New Roman" w:hAnsi="Times New Roman"/>
+              </w:rPr>
+            </w:pPr>
+            <w:r>
+              <w:rPr>
+                <w:rFonts w:ascii="Times New Roman" w:hAnsi="Times New Roman"/>
+              </w:rPr>
+              <w:t xml:space="preserve">Select Material Master Menu and Click on Material Category sub menu </w:t>
+            </w:r>
+          </w:p>
+          <w:p>
+            <w:pPr>
+              <w:spacing w:before="120" w:after="120"/>
+              <w:jc w:val="both"/>
+              <w:rPr>
+                <w:rFonts w:ascii="Times New Roman" w:hAnsi="Times New Roman"/>
+                <w:lang w:val="en-IN"/>
+              </w:rPr>
+            </w:pPr>
             <w:r>
               <w:rPr>
                 <w:rFonts w:ascii="Times New Roman" w:hAnsi="Times New Roman"/>
@@ -8669,8 +8745,6 @@
           <w:rFonts w:ascii="Times New Roman" w:hAnsi="Times New Roman"/>
         </w:rPr>
       </w:pPr>
-      <w:bookmarkStart w:id="15" w:name="_GoBack"/>
-      <w:bookmarkEnd w:id="15"/>
     </w:p>
     <w:p>
       <w:pPr>
@@ -8689,8 +8763,8 @@
           <w:szCs w:val="24"/>
         </w:rPr>
       </w:pPr>
-      <w:bookmarkStart w:id="9" w:name="_Toc207362450"/>
-      <w:bookmarkStart w:id="10" w:name="_Toc498958284"/>
+      <w:bookmarkStart w:id="9" w:name="_Toc498958284"/>
+      <w:bookmarkStart w:id="10" w:name="_Toc207362450"/>
       <w:r>
         <w:rPr>
           <w:rFonts w:ascii="Times New Roman" w:hAnsi="Times New Roman"/>
